--- a/MATLAB Coursework 2  Word Template.docx
+++ b/MATLAB Coursework 2  Word Template.docx
@@ -18,8 +18,10 @@
     <w:p>
       <w:pPr>
         <w:rPr>
+          <w:rFonts w:hint="eastAsia"/>
           <w:b/>
           <w:bCs/>
+          <w:lang w:eastAsia="zh-CN"/>
         </w:rPr>
       </w:pPr>
       <w:r>
@@ -27,14 +29,25 @@
           <w:b/>
           <w:bCs/>
         </w:rPr>
-        <w:t>Author: Add your name</w:t>
+        <w:t xml:space="preserve">Author: </w:t>
+      </w:r>
+      <w:r>
+        <w:rPr>
+          <w:rFonts w:hint="eastAsia"/>
+          <w:b/>
+          <w:bCs/>
+          <w:lang w:eastAsia="zh-CN"/>
+        </w:rPr>
+        <w:t>Weijie ZHANG</w:t>
       </w:r>
     </w:p>
     <w:p>
       <w:pPr>
         <w:rPr>
+          <w:rFonts w:hint="eastAsia"/>
           <w:b/>
           <w:bCs/>
+          <w:lang w:eastAsia="zh-CN"/>
         </w:rPr>
       </w:pPr>
       <w:r>
@@ -42,7 +55,16 @@
           <w:b/>
           <w:bCs/>
         </w:rPr>
-        <w:t>Student ID: Put your ID number here</w:t>
+        <w:t xml:space="preserve">Student ID: </w:t>
+      </w:r>
+      <w:r>
+        <w:rPr>
+          <w:rFonts w:hint="eastAsia"/>
+          <w:b/>
+          <w:bCs/>
+          <w:lang w:eastAsia="zh-CN"/>
+        </w:rPr>
+        <w:t>20721142</w:t>
       </w:r>
     </w:p>
     <w:p>
@@ -67,7 +89,113 @@
         <w:t>Add submission date here</w:t>
       </w:r>
     </w:p>
-    <w:p/>
+    <w:p>
+      <w:pPr>
+        <w:rPr>
+          <w:rFonts w:hint="eastAsia"/>
+          <w:noProof/>
+          <w:lang w:eastAsia="zh-CN"/>
+        </w:rPr>
+      </w:pPr>
+      <w:r>
+        <w:rPr>
+          <w:rFonts w:hint="eastAsia"/>
+          <w:noProof/>
+          <w:lang w:eastAsia="zh-CN"/>
+        </w:rPr>
+        <w:t>Task 1:</w:t>
+      </w:r>
+    </w:p>
+    <w:p>
+      <w:pPr>
+        <w:jc w:val="center"/>
+        <w:rPr>
+          <w:lang w:eastAsia="zh-CN"/>
+        </w:rPr>
+      </w:pPr>
+      <w:r>
+        <w:rPr>
+          <w:noProof/>
+        </w:rPr>
+        <w:drawing>
+          <wp:inline distT="0" distB="0" distL="0" distR="0" wp14:anchorId="75FFB657" wp14:editId="6987D3C2">
+            <wp:extent cx="3639320" cy="2730500"/>
+            <wp:effectExtent l="0" t="0" r="0" b="0"/>
+            <wp:docPr id="538409945" name="Picture 4"/>
+            <wp:cNvGraphicFramePr>
+              <a:graphicFrameLocks xmlns:a="http://schemas.openxmlformats.org/drawingml/2006/main" noChangeAspect="1"/>
+            </wp:cNvGraphicFramePr>
+            <a:graphic xmlns:a="http://schemas.openxmlformats.org/drawingml/2006/main">
+              <a:graphicData uri="http://schemas.openxmlformats.org/drawingml/2006/picture">
+                <pic:pic xmlns:pic="http://schemas.openxmlformats.org/drawingml/2006/picture">
+                  <pic:nvPicPr>
+                    <pic:cNvPr id="0" name="Picture 2"/>
+                    <pic:cNvPicPr>
+                      <a:picLocks noChangeAspect="1" noChangeArrowheads="1"/>
+                    </pic:cNvPicPr>
+                  </pic:nvPicPr>
+                  <pic:blipFill>
+                    <a:blip r:embed="rId8" cstate="print">
+                      <a:extLst>
+                        <a:ext uri="{28A0092B-C50C-407E-A947-70E740481C1C}">
+                          <a14:useLocalDpi xmlns:a14="http://schemas.microsoft.com/office/drawing/2010/main" val="0"/>
+                        </a:ext>
+                      </a:extLst>
+                    </a:blip>
+                    <a:srcRect/>
+                    <a:stretch>
+                      <a:fillRect/>
+                    </a:stretch>
+                  </pic:blipFill>
+                  <pic:spPr bwMode="auto">
+                    <a:xfrm>
+                      <a:off x="0" y="0"/>
+                      <a:ext cx="3645967" cy="2735487"/>
+                    </a:xfrm>
+                    <a:prstGeom prst="rect">
+                      <a:avLst/>
+                    </a:prstGeom>
+                    <a:noFill/>
+                    <a:ln>
+                      <a:noFill/>
+                    </a:ln>
+                  </pic:spPr>
+                </pic:pic>
+              </a:graphicData>
+            </a:graphic>
+          </wp:inline>
+        </w:drawing>
+      </w:r>
+    </w:p>
+    <w:p>
+      <w:pPr>
+        <w:jc w:val="center"/>
+        <w:rPr>
+          <w:rFonts w:hint="eastAsia"/>
+          <w:lang w:eastAsia="zh-CN"/>
+        </w:rPr>
+      </w:pPr>
+      <w:r>
+        <w:rPr>
+          <w:rFonts w:hint="eastAsia"/>
+          <w:lang w:eastAsia="zh-CN"/>
+        </w:rPr>
+        <w:t>I</w:t>
+      </w:r>
+      <w:r>
+        <w:rPr>
+          <w:lang w:eastAsia="zh-CN"/>
+        </w:rPr>
+        <w:t>mplementation</w:t>
+      </w:r>
+      <w:r>
+        <w:rPr>
+          <w:rFonts w:hint="eastAsia"/>
+          <w:lang w:eastAsia="zh-CN"/>
+        </w:rPr>
+        <w:t xml:space="preserve"> for task 1</w:t>
+      </w:r>
+    </w:p>
     <w:p/>
     <w:p/>
     <w:p/>
@@ -109,10 +237,10 @@
       </w:pPr>
     </w:p>
     <w:sectPr>
-      <w:headerReference w:type="default" r:id="rId8"/>
-      <w:footerReference w:type="default" r:id="rId9"/>
-      <w:headerReference w:type="first" r:id="rId10"/>
-      <w:footerReference w:type="first" r:id="rId11"/>
+      <w:headerReference w:type="default" r:id="rId9"/>
+      <w:footerReference w:type="default" r:id="rId10"/>
+      <w:headerReference w:type="first" r:id="rId11"/>
+      <w:footerReference w:type="first" r:id="rId12"/>
       <w:pgSz w:w="11906" w:h="16838"/>
       <w:pgMar w:top="1440" w:right="1440" w:bottom="1440" w:left="1440" w:header="850" w:footer="708" w:gutter="0"/>
       <w:cols w:space="708"/>
@@ -226,7 +354,7 @@
             </mc:Choice>
             <mc:Fallback>
               <w:pict>
-                <v:line w14:anchorId="68CAF598" id="Straight Connector 4" o:spid="_x0000_s1026" style="position:absolute;z-index:251658243;visibility:visible;mso-wrap-style:square;mso-wrap-distance-left:9pt;mso-wrap-distance-top:0;mso-wrap-distance-right:9pt;mso-wrap-distance-bottom:0;mso-position-horizontal:absolute;mso-position-horizontal-relative:text;mso-position-vertical:absolute;mso-position-vertical-relative:text" from="-.75pt,-10.2pt" to="454.5pt,-10.2pt" o:gfxdata="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" strokecolor="#4472c4 [3204]" strokeweight=".5pt">
+                <v:line w14:anchorId="2A9087E4" id="Straight Connector 4" o:spid="_x0000_s1026" style="position:absolute;z-index:251658243;visibility:visible;mso-wrap-style:square;mso-wrap-distance-left:9pt;mso-wrap-distance-top:0;mso-wrap-distance-right:9pt;mso-wrap-distance-bottom:0;mso-position-horizontal:absolute;mso-position-horizontal-relative:text;mso-position-vertical:absolute;mso-position-vertical-relative:text" from="-.75pt,-10.2pt" to="454.5pt,-10.2pt" o:gfxdata="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" strokecolor="#4472c4 [3204]" strokeweight=".5pt">
                   <v:stroke joinstyle="miter"/>
                 </v:line>
               </w:pict>
@@ -975,7 +1103,7 @@
   <w:docDefaults>
     <w:rPrDefault>
       <w:rPr>
-        <w:rFonts w:asciiTheme="minorHAnsi" w:eastAsiaTheme="minorHAnsi" w:hAnsiTheme="minorHAnsi" w:cstheme="minorBidi"/>
+        <w:rFonts w:asciiTheme="minorHAnsi" w:eastAsia="宋体" w:hAnsiTheme="minorHAnsi" w:cstheme="minorBidi"/>
         <w:sz w:val="22"/>
         <w:szCs w:val="22"/>
         <w:lang w:val="en-GB" w:eastAsia="en-US" w:bidi="ar-SA"/>
@@ -1424,7 +1552,6 @@
   <w:style w:type="character" w:default="1" w:styleId="DefaultParagraphFont">
     <w:name w:val="Default Paragraph Font"/>
     <w:uiPriority w:val="1"/>
-    <w:semiHidden/>
     <w:unhideWhenUsed/>
   </w:style>
   <w:style w:type="table" w:default="1" w:styleId="TableNormal">

--- a/MATLAB Coursework 2  Word Template.docx
+++ b/MATLAB Coursework 2  Word Template.docx
@@ -18,18 +18,42 @@
     <w:p>
       <w:pPr>
         <w:rPr>
+          <w:b/>
+          <w:bCs/>
+          <w:lang w:eastAsia="zh-CN"/>
+        </w:rPr>
+      </w:pPr>
+      <w:r>
+        <w:rPr>
+          <w:b/>
+          <w:bCs/>
+        </w:rPr>
+        <w:t xml:space="preserve">Author: </w:t>
+      </w:r>
+      <w:r>
+        <w:rPr>
           <w:rFonts w:hint="eastAsia"/>
           <w:b/>
           <w:bCs/>
           <w:lang w:eastAsia="zh-CN"/>
         </w:rPr>
-      </w:pPr>
-      <w:r>
+        <w:t>Weijie ZHANG</w:t>
+      </w:r>
+    </w:p>
+    <w:p>
+      <w:pPr>
         <w:rPr>
           <w:b/>
           <w:bCs/>
-        </w:rPr>
-        <w:t xml:space="preserve">Author: </w:t>
+          <w:lang w:eastAsia="zh-CN"/>
+        </w:rPr>
+      </w:pPr>
+      <w:r>
+        <w:rPr>
+          <w:b/>
+          <w:bCs/>
+        </w:rPr>
+        <w:t xml:space="preserve">Student ID: </w:t>
       </w:r>
       <w:r>
         <w:rPr>
@@ -38,7 +62,7 @@
           <w:bCs/>
           <w:lang w:eastAsia="zh-CN"/>
         </w:rPr>
-        <w:t>Weijie ZHANG</w:t>
+        <w:t>20721142</w:t>
       </w:r>
     </w:p>
     <w:p>
@@ -55,30 +79,6 @@
           <w:b/>
           <w:bCs/>
         </w:rPr>
-        <w:t xml:space="preserve">Student ID: </w:t>
-      </w:r>
-      <w:r>
-        <w:rPr>
-          <w:rFonts w:hint="eastAsia"/>
-          <w:b/>
-          <w:bCs/>
-          <w:lang w:eastAsia="zh-CN"/>
-        </w:rPr>
-        <w:t>20721142</w:t>
-      </w:r>
-    </w:p>
-    <w:p>
-      <w:pPr>
-        <w:rPr>
-          <w:b/>
-          <w:bCs/>
-        </w:rPr>
-      </w:pPr>
-      <w:r>
-        <w:rPr>
-          <w:b/>
-          <w:bCs/>
-        </w:rPr>
         <w:t xml:space="preserve">Date of report: </w:t>
       </w:r>
       <w:r>
@@ -92,18 +92,37 @@
     <w:p>
       <w:pPr>
         <w:rPr>
+          <w:b/>
+          <w:bCs/>
+          <w:noProof/>
+          <w:sz w:val="24"/>
+          <w:szCs w:val="24"/>
+          <w:lang w:eastAsia="zh-CN"/>
+        </w:rPr>
+      </w:pPr>
+      <w:r>
+        <w:rPr>
           <w:rFonts w:hint="eastAsia"/>
+          <w:b/>
+          <w:bCs/>
           <w:noProof/>
+          <w:sz w:val="24"/>
+          <w:szCs w:val="24"/>
           <w:lang w:eastAsia="zh-CN"/>
         </w:rPr>
-      </w:pPr>
+        <w:t>Task 1</w:t>
+      </w:r>
       <w:r>
         <w:rPr>
           <w:rFonts w:hint="eastAsia"/>
+          <w:b/>
+          <w:bCs/>
           <w:noProof/>
+          <w:sz w:val="24"/>
+          <w:szCs w:val="24"/>
           <w:lang w:eastAsia="zh-CN"/>
         </w:rPr>
-        <w:t>Task 1:</w:t>
+        <w:t>：</w:t>
       </w:r>
     </w:p>
     <w:p>
@@ -118,10 +137,10 @@
           <w:noProof/>
         </w:rPr>
         <w:drawing>
-          <wp:inline distT="0" distB="0" distL="0" distR="0" wp14:anchorId="75FFB657" wp14:editId="6987D3C2">
-            <wp:extent cx="3639320" cy="2730500"/>
-            <wp:effectExtent l="0" t="0" r="0" b="0"/>
-            <wp:docPr id="538409945" name="Picture 4"/>
+          <wp:inline distT="0" distB="0" distL="0" distR="0" wp14:anchorId="4983E03F" wp14:editId="427E7656">
+            <wp:extent cx="3408761" cy="2556571"/>
+            <wp:effectExtent l="0" t="0" r="1270" b="0"/>
+            <wp:docPr id="1602999074" name="Picture 3"/>
             <wp:cNvGraphicFramePr>
               <a:graphicFrameLocks xmlns:a="http://schemas.openxmlformats.org/drawingml/2006/main" noChangeAspect="1"/>
             </wp:cNvGraphicFramePr>
@@ -129,7 +148,7 @@
               <a:graphicData uri="http://schemas.openxmlformats.org/drawingml/2006/picture">
                 <pic:pic xmlns:pic="http://schemas.openxmlformats.org/drawingml/2006/picture">
                   <pic:nvPicPr>
-                    <pic:cNvPr id="0" name="Picture 2"/>
+                    <pic:cNvPr id="0" name="Picture 1"/>
                     <pic:cNvPicPr>
                       <a:picLocks noChangeAspect="1" noChangeArrowheads="1"/>
                     </pic:cNvPicPr>
@@ -150,7 +169,7 @@
                   <pic:spPr bwMode="auto">
                     <a:xfrm>
                       <a:off x="0" y="0"/>
-                      <a:ext cx="3645967" cy="2735487"/>
+                      <a:ext cx="3417444" cy="2563083"/>
                     </a:xfrm>
                     <a:prstGeom prst="rect">
                       <a:avLst/>
@@ -171,7 +190,6 @@
       <w:pPr>
         <w:jc w:val="center"/>
         <w:rPr>
-          <w:rFonts w:hint="eastAsia"/>
           <w:lang w:eastAsia="zh-CN"/>
         </w:rPr>
       </w:pPr>
@@ -195,6 +213,77 @@
         </w:rPr>
         <w:t xml:space="preserve"> for task 1</w:t>
       </w:r>
+    </w:p>
+    <w:p>
+      <w:pPr>
+        <w:jc w:val="center"/>
+        <w:rPr>
+          <w:lang w:eastAsia="zh-CN"/>
+        </w:rPr>
+      </w:pPr>
+      <w:r>
+        <w:rPr>
+          <w:noProof/>
+          <w:lang w:eastAsia="zh-CN"/>
+        </w:rPr>
+        <w:drawing>
+          <wp:inline distT="0" distB="0" distL="0" distR="0" wp14:anchorId="67CB279D" wp14:editId="02D7C71B">
+            <wp:extent cx="3467563" cy="2268008"/>
+            <wp:effectExtent l="0" t="0" r="0" b="0"/>
+            <wp:docPr id="941797307" name="Picture 4"/>
+            <wp:cNvGraphicFramePr>
+              <a:graphicFrameLocks xmlns:a="http://schemas.openxmlformats.org/drawingml/2006/main" noChangeAspect="1"/>
+            </wp:cNvGraphicFramePr>
+            <a:graphic xmlns:a="http://schemas.openxmlformats.org/drawingml/2006/main">
+              <a:graphicData uri="http://schemas.openxmlformats.org/drawingml/2006/picture">
+                <pic:pic xmlns:pic="http://schemas.openxmlformats.org/drawingml/2006/picture">
+                  <pic:nvPicPr>
+                    <pic:cNvPr id="0" name="Picture 2"/>
+                    <pic:cNvPicPr>
+                      <a:picLocks noChangeAspect="1" noChangeArrowheads="1"/>
+                    </pic:cNvPicPr>
+                  </pic:nvPicPr>
+                  <pic:blipFill>
+                    <a:blip r:embed="rId9" cstate="print">
+                      <a:extLst>
+                        <a:ext uri="{28A0092B-C50C-407E-A947-70E740481C1C}">
+                          <a14:useLocalDpi xmlns:a14="http://schemas.microsoft.com/office/drawing/2010/main" val="0"/>
+                        </a:ext>
+                      </a:extLst>
+                    </a:blip>
+                    <a:srcRect/>
+                    <a:stretch>
+                      <a:fillRect/>
+                    </a:stretch>
+                  </pic:blipFill>
+                  <pic:spPr bwMode="auto">
+                    <a:xfrm>
+                      <a:off x="0" y="0"/>
+                      <a:ext cx="3483823" cy="2278643"/>
+                    </a:xfrm>
+                    <a:prstGeom prst="rect">
+                      <a:avLst/>
+                    </a:prstGeom>
+                    <a:noFill/>
+                    <a:ln>
+                      <a:noFill/>
+                    </a:ln>
+                  </pic:spPr>
+                </pic:pic>
+              </a:graphicData>
+            </a:graphic>
+          </wp:inline>
+        </w:drawing>
+      </w:r>
+    </w:p>
+    <w:p>
+      <w:pPr>
+        <w:jc w:val="center"/>
+        <w:rPr>
+          <w:rFonts w:hint="eastAsia"/>
+          <w:lang w:eastAsia="zh-CN"/>
+        </w:rPr>
+      </w:pPr>
     </w:p>
     <w:p/>
     <w:p/>
@@ -237,10 +326,10 @@
       </w:pPr>
     </w:p>
     <w:sectPr>
-      <w:headerReference w:type="default" r:id="rId9"/>
-      <w:footerReference w:type="default" r:id="rId10"/>
-      <w:headerReference w:type="first" r:id="rId11"/>
-      <w:footerReference w:type="first" r:id="rId12"/>
+      <w:headerReference w:type="default" r:id="rId10"/>
+      <w:footerReference w:type="default" r:id="rId11"/>
+      <w:headerReference w:type="first" r:id="rId12"/>
+      <w:footerReference w:type="first" r:id="rId13"/>
       <w:pgSz w:w="11906" w:h="16838"/>
       <w:pgMar w:top="1440" w:right="1440" w:bottom="1440" w:left="1440" w:header="850" w:footer="708" w:gutter="0"/>
       <w:cols w:space="708"/>
@@ -1552,6 +1641,7 @@
   <w:style w:type="character" w:default="1" w:styleId="DefaultParagraphFont">
     <w:name w:val="Default Paragraph Font"/>
     <w:uiPriority w:val="1"/>
+    <w:semiHidden/>
     <w:unhideWhenUsed/>
   </w:style>
   <w:style w:type="table" w:default="1" w:styleId="TableNormal">

--- a/MATLAB Coursework 2  Word Template.docx
+++ b/MATLAB Coursework 2  Word Template.docx
@@ -2,9 +2,14 @@
 <file path=word/document.xml><?xml version="1.0" encoding="utf-8"?>
 <w:document xmlns:wpc="http://schemas.microsoft.com/office/word/2010/wordprocessingCanvas" xmlns:cx="http://schemas.microsoft.com/office/drawing/2014/chartex" xmlns:cx1="http://schemas.microsoft.com/office/drawing/2015/9/8/chartex" xmlns:cx2="http://schemas.microsoft.com/office/drawing/2015/10/21/chartex" xmlns:cx3="http://schemas.microsoft.com/office/drawing/2016/5/9/chartex" xmlns:cx4="http://schemas.microsoft.com/office/drawing/2016/5/10/chartex" xmlns:cx5="http://schemas.microsoft.com/office/drawing/2016/5/11/chartex" xmlns:cx6="http://schemas.microsoft.com/office/drawing/2016/5/12/chartex" xmlns:cx7="http://schemas.microsoft.com/office/drawing/2016/5/13/chartex" xmlns:cx8="http://schemas.microsoft.com/office/drawing/2016/5/14/chartex" xmlns:mc="http://schemas.openxmlformats.org/markup-compatibility/2006" xmlns:aink="http://schemas.microsoft.com/office/drawing/2016/ink" xmlns:am3d="http://schemas.microsoft.com/office/drawing/2017/model3d" xmlns:o="urn:schemas-microsoft-com:office:office" xmlns:oel="http://schemas.microsoft.com/office/2019/extlst" xmlns:r="http://schemas.openxmlformats.org/officeDocument/2006/relationships" xmlns:m="http://schemas.openxmlformats.org/officeDocument/2006/math" xmlns:v="urn:schemas-microsoft-com:vml" xmlns:wp14="http://schemas.microsoft.com/office/word/2010/wordprocessingDrawing" xmlns:wp="http://schemas.openxmlformats.org/drawingml/2006/wordprocessingDrawing" xmlns:w10="urn:schemas-microsoft-com:office:word" xmlns:w="http://schemas.openxmlformats.org/wordprocessingml/2006/main" xmlns:w14="http://schemas.microsoft.com/office/word/2010/wordml" xmlns:w15="http://schemas.microsoft.com/office/word/2012/wordml" xmlns:w16cex="http://schemas.microsoft.com/office/word/2018/wordml/cex" xmlns:w16cid="http://schemas.microsoft.com/office/word/2016/wordml/cid" xmlns:w16="http://schemas.microsoft.com/office/word/2018/wordml" xmlns:w16du="http://schemas.microsoft.com/office/word/2023/wordml/word16du" xmlns:w16sdtdh="http://schemas.microsoft.com/office/word/2020/wordml/sdtdatahash" xmlns:w16sdtfl="http://schemas.microsoft.com/office/word/2024/wordml/sdtformatlock" xmlns:w16se="http://schemas.microsoft.com/office/word/2015/wordml/symex" xmlns:wpg="http://schemas.microsoft.com/office/word/2010/wordprocessingGroup" xmlns:wpi="http://schemas.microsoft.com/office/word/2010/wordprocessingInk" xmlns:wne="http://schemas.microsoft.com/office/word/2006/wordml" xmlns:wps="http://schemas.microsoft.com/office/word/2010/wordprocessingShape" mc:Ignorable="w14 w15 w16se w16cid w16 w16cex w16sdtdh w16sdtfl w16du wp14">
   <w:body>
-    <w:p/>
-    <w:p/>
-    <w:p/>
+    <w:p>
+      <w:pPr>
+        <w:rPr>
+          <w:rFonts w:hint="eastAsia"/>
+          <w:lang w:eastAsia="zh-CN"/>
+        </w:rPr>
+      </w:pPr>
+    </w:p>
     <w:p/>
     <w:p>
       <w:pPr>
@@ -137,9 +142,9 @@
           <w:noProof/>
         </w:rPr>
         <w:drawing>
-          <wp:inline distT="0" distB="0" distL="0" distR="0" wp14:anchorId="4983E03F" wp14:editId="427E7656">
-            <wp:extent cx="3408761" cy="2556571"/>
-            <wp:effectExtent l="0" t="0" r="1270" b="0"/>
+          <wp:inline distT="0" distB="0" distL="0" distR="0" wp14:anchorId="4983E03F" wp14:editId="7E08B9A4">
+            <wp:extent cx="3695928" cy="2771946"/>
+            <wp:effectExtent l="0" t="0" r="0" b="9525"/>
             <wp:docPr id="1602999074" name="Picture 3"/>
             <wp:cNvGraphicFramePr>
               <a:graphicFrameLocks xmlns:a="http://schemas.openxmlformats.org/drawingml/2006/main" noChangeAspect="1"/>
@@ -169,7 +174,7 @@
                   <pic:spPr bwMode="auto">
                     <a:xfrm>
                       <a:off x="0" y="0"/>
-                      <a:ext cx="3417444" cy="2563083"/>
+                      <a:ext cx="3742749" cy="2807062"/>
                     </a:xfrm>
                     <a:prstGeom prst="rect">
                       <a:avLst/>
@@ -227,9 +232,9 @@
           <w:lang w:eastAsia="zh-CN"/>
         </w:rPr>
         <w:drawing>
-          <wp:inline distT="0" distB="0" distL="0" distR="0" wp14:anchorId="67CB279D" wp14:editId="02D7C71B">
-            <wp:extent cx="3467563" cy="2268008"/>
-            <wp:effectExtent l="0" t="0" r="0" b="0"/>
+          <wp:inline distT="0" distB="0" distL="0" distR="0" wp14:anchorId="67CB279D" wp14:editId="0A7D2533">
+            <wp:extent cx="3980651" cy="2603600"/>
+            <wp:effectExtent l="0" t="0" r="1270" b="6350"/>
             <wp:docPr id="941797307" name="Picture 4"/>
             <wp:cNvGraphicFramePr>
               <a:graphicFrameLocks xmlns:a="http://schemas.openxmlformats.org/drawingml/2006/main" noChangeAspect="1"/>
@@ -259,7 +264,7 @@
                   <pic:spPr bwMode="auto">
                     <a:xfrm>
                       <a:off x="0" y="0"/>
-                      <a:ext cx="3483823" cy="2278643"/>
+                      <a:ext cx="4036433" cy="2640085"/>
                     </a:xfrm>
                     <a:prstGeom prst="rect">
                       <a:avLst/>
@@ -284,6 +289,445 @@
           <w:lang w:eastAsia="zh-CN"/>
         </w:rPr>
       </w:pPr>
+      <w:r>
+        <w:rPr>
+          <w:rFonts w:hint="eastAsia"/>
+          <w:lang w:eastAsia="zh-CN"/>
+        </w:rPr>
+        <w:t>T</w:t>
+      </w:r>
+      <w:r>
+        <w:rPr>
+          <w:lang w:eastAsia="zh-CN"/>
+        </w:rPr>
+        <w:t>emperature/</w:t>
+      </w:r>
+      <w:r>
+        <w:rPr>
+          <w:rFonts w:hint="eastAsia"/>
+          <w:lang w:eastAsia="zh-CN"/>
+        </w:rPr>
+        <w:t>T</w:t>
+      </w:r>
+      <w:r>
+        <w:rPr>
+          <w:lang w:eastAsia="zh-CN"/>
+        </w:rPr>
+        <w:t xml:space="preserve">ime </w:t>
+      </w:r>
+      <w:r>
+        <w:rPr>
+          <w:rFonts w:hint="eastAsia"/>
+          <w:lang w:eastAsia="zh-CN"/>
+        </w:rPr>
+        <w:t>P</w:t>
+      </w:r>
+      <w:r>
+        <w:rPr>
+          <w:lang w:eastAsia="zh-CN"/>
+        </w:rPr>
+        <w:t>lot</w:t>
+      </w:r>
+    </w:p>
+    <w:p>
+      <w:pPr>
+        <w:rPr>
+          <w:b/>
+          <w:bCs/>
+          <w:noProof/>
+          <w:sz w:val="24"/>
+          <w:szCs w:val="24"/>
+          <w:lang w:eastAsia="zh-CN"/>
+        </w:rPr>
+      </w:pPr>
+      <w:r>
+        <w:rPr>
+          <w:rFonts w:hint="eastAsia"/>
+          <w:b/>
+          <w:bCs/>
+          <w:noProof/>
+          <w:sz w:val="24"/>
+          <w:szCs w:val="24"/>
+          <w:lang w:eastAsia="zh-CN"/>
+        </w:rPr>
+        <w:lastRenderedPageBreak/>
+        <w:t xml:space="preserve">Task </w:t>
+      </w:r>
+      <w:r>
+        <w:rPr>
+          <w:rFonts w:hint="eastAsia"/>
+          <w:b/>
+          <w:bCs/>
+          <w:noProof/>
+          <w:sz w:val="24"/>
+          <w:szCs w:val="24"/>
+          <w:lang w:eastAsia="zh-CN"/>
+        </w:rPr>
+        <w:t>2</w:t>
+      </w:r>
+      <w:r>
+        <w:rPr>
+          <w:rFonts w:hint="eastAsia"/>
+          <w:b/>
+          <w:bCs/>
+          <w:noProof/>
+          <w:sz w:val="24"/>
+          <w:szCs w:val="24"/>
+          <w:lang w:eastAsia="zh-CN"/>
+        </w:rPr>
+        <w:t>：</w:t>
+      </w:r>
+    </w:p>
+    <w:p>
+      <w:pPr>
+        <w:jc w:val="center"/>
+        <w:rPr>
+          <w:b/>
+          <w:bCs/>
+          <w:noProof/>
+          <w:sz w:val="24"/>
+          <w:szCs w:val="24"/>
+          <w:lang w:eastAsia="zh-CN"/>
+        </w:rPr>
+      </w:pPr>
+      <w:r>
+        <w:rPr>
+          <w:rFonts w:hint="eastAsia"/>
+          <w:b/>
+          <w:bCs/>
+          <w:noProof/>
+          <w:sz w:val="24"/>
+          <w:szCs w:val="24"/>
+          <w:lang w:eastAsia="zh-CN"/>
+        </w:rPr>
+        <w:drawing>
+          <wp:inline distT="0" distB="0" distL="0" distR="0" wp14:anchorId="6B8F0B0B" wp14:editId="3C368694">
+            <wp:extent cx="2650117" cy="3533489"/>
+            <wp:effectExtent l="0" t="0" r="0" b="0"/>
+            <wp:docPr id="273969218" name="Picture 6"/>
+            <wp:cNvGraphicFramePr>
+              <a:graphicFrameLocks xmlns:a="http://schemas.openxmlformats.org/drawingml/2006/main" noChangeAspect="1"/>
+            </wp:cNvGraphicFramePr>
+            <a:graphic xmlns:a="http://schemas.openxmlformats.org/drawingml/2006/main">
+              <a:graphicData uri="http://schemas.openxmlformats.org/drawingml/2006/picture">
+                <pic:pic xmlns:pic="http://schemas.openxmlformats.org/drawingml/2006/picture">
+                  <pic:nvPicPr>
+                    <pic:cNvPr id="0" name="Picture 4"/>
+                    <pic:cNvPicPr>
+                      <a:picLocks noChangeAspect="1" noChangeArrowheads="1"/>
+                    </pic:cNvPicPr>
+                  </pic:nvPicPr>
+                  <pic:blipFill>
+                    <a:blip r:embed="rId10" cstate="print">
+                      <a:extLst>
+                        <a:ext uri="{28A0092B-C50C-407E-A947-70E740481C1C}">
+                          <a14:useLocalDpi xmlns:a14="http://schemas.microsoft.com/office/drawing/2010/main" val="0"/>
+                        </a:ext>
+                      </a:extLst>
+                    </a:blip>
+                    <a:srcRect/>
+                    <a:stretch>
+                      <a:fillRect/>
+                    </a:stretch>
+                  </pic:blipFill>
+                  <pic:spPr bwMode="auto">
+                    <a:xfrm>
+                      <a:off x="0" y="0"/>
+                      <a:ext cx="2669631" cy="3559508"/>
+                    </a:xfrm>
+                    <a:prstGeom prst="rect">
+                      <a:avLst/>
+                    </a:prstGeom>
+                    <a:noFill/>
+                    <a:ln>
+                      <a:noFill/>
+                    </a:ln>
+                  </pic:spPr>
+                </pic:pic>
+              </a:graphicData>
+            </a:graphic>
+          </wp:inline>
+        </w:drawing>
+      </w:r>
+    </w:p>
+    <w:p>
+      <w:pPr>
+        <w:jc w:val="center"/>
+        <w:rPr>
+          <w:rFonts w:hint="eastAsia"/>
+          <w:lang w:eastAsia="zh-CN"/>
+        </w:rPr>
+      </w:pPr>
+      <w:r>
+        <w:rPr>
+          <w:rFonts w:hint="eastAsia"/>
+          <w:lang w:eastAsia="zh-CN"/>
+        </w:rPr>
+        <w:t>I</w:t>
+      </w:r>
+      <w:r>
+        <w:rPr>
+          <w:lang w:eastAsia="zh-CN"/>
+        </w:rPr>
+        <w:t>mplementation</w:t>
+      </w:r>
+      <w:r>
+        <w:rPr>
+          <w:rFonts w:hint="eastAsia"/>
+          <w:lang w:eastAsia="zh-CN"/>
+        </w:rPr>
+        <w:t xml:space="preserve"> for task </w:t>
+      </w:r>
+      <w:r>
+        <w:rPr>
+          <w:rFonts w:hint="eastAsia"/>
+          <w:lang w:eastAsia="zh-CN"/>
+        </w:rPr>
+        <w:t>2</w:t>
+      </w:r>
+    </w:p>
+    <w:p>
+      <w:pPr>
+        <w:jc w:val="center"/>
+        <w:rPr>
+          <w:b/>
+          <w:bCs/>
+          <w:noProof/>
+          <w:sz w:val="24"/>
+          <w:szCs w:val="24"/>
+          <w:lang w:eastAsia="zh-CN"/>
+        </w:rPr>
+      </w:pPr>
+      <w:r>
+        <w:rPr>
+          <w:b/>
+          <w:bCs/>
+          <w:noProof/>
+          <w:sz w:val="24"/>
+          <w:szCs w:val="24"/>
+          <w:lang w:eastAsia="zh-CN"/>
+        </w:rPr>
+        <w:drawing>
+          <wp:inline distT="0" distB="0" distL="0" distR="0" wp14:anchorId="473C8B99" wp14:editId="5857D295">
+            <wp:extent cx="2655593" cy="3541872"/>
+            <wp:effectExtent l="0" t="0" r="0" b="1905"/>
+            <wp:docPr id="1136477614" name="Picture 5"/>
+            <wp:cNvGraphicFramePr>
+              <a:graphicFrameLocks xmlns:a="http://schemas.openxmlformats.org/drawingml/2006/main" noChangeAspect="1"/>
+            </wp:cNvGraphicFramePr>
+            <a:graphic xmlns:a="http://schemas.openxmlformats.org/drawingml/2006/main">
+              <a:graphicData uri="http://schemas.openxmlformats.org/drawingml/2006/picture">
+                <pic:pic xmlns:pic="http://schemas.openxmlformats.org/drawingml/2006/picture">
+                  <pic:nvPicPr>
+                    <pic:cNvPr id="0" name="Picture 3"/>
+                    <pic:cNvPicPr>
+                      <a:picLocks noChangeAspect="1" noChangeArrowheads="1"/>
+                    </pic:cNvPicPr>
+                  </pic:nvPicPr>
+                  <pic:blipFill>
+                    <a:blip r:embed="rId11" cstate="print">
+                      <a:extLst>
+                        <a:ext uri="{28A0092B-C50C-407E-A947-70E740481C1C}">
+                          <a14:useLocalDpi xmlns:a14="http://schemas.microsoft.com/office/drawing/2010/main" val="0"/>
+                        </a:ext>
+                      </a:extLst>
+                    </a:blip>
+                    <a:srcRect/>
+                    <a:stretch>
+                      <a:fillRect/>
+                    </a:stretch>
+                  </pic:blipFill>
+                  <pic:spPr bwMode="auto">
+                    <a:xfrm>
+                      <a:off x="0" y="0"/>
+                      <a:ext cx="2681874" cy="3576924"/>
+                    </a:xfrm>
+                    <a:prstGeom prst="rect">
+                      <a:avLst/>
+                    </a:prstGeom>
+                    <a:noFill/>
+                    <a:ln>
+                      <a:noFill/>
+                    </a:ln>
+                  </pic:spPr>
+                </pic:pic>
+              </a:graphicData>
+            </a:graphic>
+          </wp:inline>
+        </w:drawing>
+      </w:r>
+    </w:p>
+    <w:p>
+      <w:pPr>
+        <w:jc w:val="center"/>
+        <w:rPr>
+          <w:noProof/>
+          <w:lang w:eastAsia="zh-CN"/>
+        </w:rPr>
+      </w:pPr>
+      <w:r>
+        <w:rPr>
+          <w:rFonts w:hint="eastAsia"/>
+          <w:noProof/>
+          <w:lang w:eastAsia="zh-CN"/>
+        </w:rPr>
+        <w:t>Detailed</w:t>
+      </w:r>
+      <w:r>
+        <w:rPr>
+          <w:rFonts w:hint="eastAsia"/>
+          <w:noProof/>
+          <w:lang w:eastAsia="zh-CN"/>
+        </w:rPr>
+        <w:t xml:space="preserve"> View</w:t>
+      </w:r>
+    </w:p>
+    <w:p>
+      <w:pPr>
+        <w:rPr>
+          <w:b/>
+          <w:bCs/>
+          <w:noProof/>
+          <w:sz w:val="24"/>
+          <w:szCs w:val="24"/>
+          <w:lang w:eastAsia="zh-CN"/>
+        </w:rPr>
+      </w:pPr>
+    </w:p>
+    <w:p>
+      <w:pPr>
+        <w:rPr>
+          <w:b/>
+          <w:bCs/>
+          <w:noProof/>
+          <w:sz w:val="24"/>
+          <w:szCs w:val="24"/>
+          <w:lang w:eastAsia="zh-CN"/>
+        </w:rPr>
+      </w:pPr>
+      <w:r>
+        <w:rPr>
+          <w:b/>
+          <w:bCs/>
+          <w:noProof/>
+          <w:sz w:val="24"/>
+          <w:szCs w:val="24"/>
+          <w:lang w:val="en-US" w:eastAsia="zh-CN"/>
+        </w:rPr>
+        <w:lastRenderedPageBreak/>
+        <w:drawing>
+          <wp:inline distT="0" distB="0" distL="0" distR="0" wp14:anchorId="6CDF0A6B" wp14:editId="439F908D">
+            <wp:extent cx="3222033" cy="8087238"/>
+            <wp:effectExtent l="0" t="0" r="0" b="9525"/>
+            <wp:docPr id="491900236" name="Picture 10"/>
+            <wp:cNvGraphicFramePr>
+              <a:graphicFrameLocks xmlns:a="http://schemas.openxmlformats.org/drawingml/2006/main" noChangeAspect="1"/>
+            </wp:cNvGraphicFramePr>
+            <a:graphic xmlns:a="http://schemas.openxmlformats.org/drawingml/2006/main">
+              <a:graphicData uri="http://schemas.openxmlformats.org/drawingml/2006/picture">
+                <pic:pic xmlns:pic="http://schemas.openxmlformats.org/drawingml/2006/picture">
+                  <pic:nvPicPr>
+                    <pic:cNvPr id="0" name="Picture 17"/>
+                    <pic:cNvPicPr>
+                      <a:picLocks noChangeAspect="1" noChangeArrowheads="1"/>
+                    </pic:cNvPicPr>
+                  </pic:nvPicPr>
+                  <pic:blipFill>
+                    <a:blip r:embed="rId12">
+                      <a:extLst>
+                        <a:ext uri="{28A0092B-C50C-407E-A947-70E740481C1C}">
+                          <a14:useLocalDpi xmlns:a14="http://schemas.microsoft.com/office/drawing/2010/main" val="0"/>
+                        </a:ext>
+                      </a:extLst>
+                    </a:blip>
+                    <a:srcRect/>
+                    <a:stretch>
+                      <a:fillRect/>
+                    </a:stretch>
+                  </pic:blipFill>
+                  <pic:spPr bwMode="auto">
+                    <a:xfrm>
+                      <a:off x="0" y="0"/>
+                      <a:ext cx="3227356" cy="8100598"/>
+                    </a:xfrm>
+                    <a:prstGeom prst="rect">
+                      <a:avLst/>
+                    </a:prstGeom>
+                    <a:noFill/>
+                    <a:ln>
+                      <a:noFill/>
+                    </a:ln>
+                  </pic:spPr>
+                </pic:pic>
+              </a:graphicData>
+            </a:graphic>
+          </wp:inline>
+        </w:drawing>
+      </w:r>
+    </w:p>
+    <w:p>
+      <w:pPr>
+        <w:rPr>
+          <w:rFonts w:hint="eastAsia"/>
+          <w:b/>
+          <w:bCs/>
+          <w:noProof/>
+          <w:sz w:val="24"/>
+          <w:szCs w:val="24"/>
+          <w:lang w:eastAsia="zh-CN"/>
+        </w:rPr>
+      </w:pPr>
+    </w:p>
+    <w:p>
+      <w:pPr>
+        <w:rPr>
+          <w:rFonts w:hint="eastAsia"/>
+          <w:b/>
+          <w:bCs/>
+          <w:noProof/>
+          <w:sz w:val="24"/>
+          <w:szCs w:val="24"/>
+          <w:lang w:eastAsia="zh-CN"/>
+        </w:rPr>
+      </w:pPr>
+    </w:p>
+    <w:p>
+      <w:pPr>
+        <w:rPr>
+          <w:b/>
+          <w:bCs/>
+          <w:noProof/>
+          <w:sz w:val="24"/>
+          <w:szCs w:val="24"/>
+          <w:lang w:val="en-US" w:eastAsia="zh-CN"/>
+        </w:rPr>
+      </w:pPr>
+    </w:p>
+    <w:p>
+      <w:pPr>
+        <w:rPr>
+          <w:rFonts w:hint="eastAsia"/>
+          <w:b/>
+          <w:bCs/>
+          <w:noProof/>
+          <w:sz w:val="24"/>
+          <w:szCs w:val="24"/>
+          <w:lang w:eastAsia="zh-CN"/>
+        </w:rPr>
+      </w:pPr>
+    </w:p>
+    <w:p>
+      <w:pPr>
+        <w:rPr>
+          <w:rFonts w:hint="eastAsia"/>
+          <w:b/>
+          <w:bCs/>
+          <w:noProof/>
+          <w:sz w:val="24"/>
+          <w:szCs w:val="24"/>
+          <w:lang w:eastAsia="zh-CN"/>
+        </w:rPr>
+      </w:pPr>
     </w:p>
     <w:p/>
     <w:p/>
@@ -326,10 +770,10 @@
       </w:pPr>
     </w:p>
     <w:sectPr>
-      <w:headerReference w:type="default" r:id="rId10"/>
-      <w:footerReference w:type="default" r:id="rId11"/>
-      <w:headerReference w:type="first" r:id="rId12"/>
-      <w:footerReference w:type="first" r:id="rId13"/>
+      <w:headerReference w:type="default" r:id="rId13"/>
+      <w:footerReference w:type="default" r:id="rId14"/>
+      <w:headerReference w:type="first" r:id="rId15"/>
+      <w:footerReference w:type="first" r:id="rId16"/>
       <w:pgSz w:w="11906" w:h="16838"/>
       <w:pgMar w:top="1440" w:right="1440" w:bottom="1440" w:left="1440" w:header="850" w:footer="708" w:gutter="0"/>
       <w:cols w:space="708"/>
@@ -1641,7 +2085,6 @@
   <w:style w:type="character" w:default="1" w:styleId="DefaultParagraphFont">
     <w:name w:val="Default Paragraph Font"/>
     <w:uiPriority w:val="1"/>
-    <w:semiHidden/>
     <w:unhideWhenUsed/>
   </w:style>
   <w:style w:type="table" w:default="1" w:styleId="TableNormal">

--- a/MATLAB Coursework 2  Word Template.docx
+++ b/MATLAB Coursework 2  Word Template.docx
@@ -597,6 +597,33 @@
     <w:p>
       <w:pPr>
         <w:rPr>
+          <w:rFonts w:hint="eastAsia"/>
+          <w:b/>
+          <w:bCs/>
+          <w:noProof/>
+          <w:sz w:val="24"/>
+          <w:szCs w:val="24"/>
+          <w:lang w:eastAsia="zh-CN"/>
+        </w:rPr>
+      </w:pPr>
+      <w:r>
+        <w:rPr>
+          <w:rFonts w:hint="eastAsia"/>
+          <w:b/>
+          <w:bCs/>
+          <w:noProof/>
+          <w:sz w:val="24"/>
+          <w:szCs w:val="24"/>
+          <w:lang w:eastAsia="zh-CN"/>
+        </w:rPr>
+        <w:lastRenderedPageBreak/>
+        <w:t>Task 2:</w:t>
+      </w:r>
+    </w:p>
+    <w:p>
+      <w:pPr>
+        <w:jc w:val="center"/>
+        <w:rPr>
           <w:b/>
           <w:bCs/>
           <w:noProof/>
@@ -614,9 +641,8 @@
           <w:szCs w:val="24"/>
           <w:lang w:val="en-US" w:eastAsia="zh-CN"/>
         </w:rPr>
-        <w:lastRenderedPageBreak/>
         <w:drawing>
-          <wp:inline distT="0" distB="0" distL="0" distR="0" wp14:anchorId="6CDF0A6B" wp14:editId="439F908D">
+          <wp:inline distT="0" distB="0" distL="0" distR="0" wp14:anchorId="6CDF0A6B" wp14:editId="230D1DD9">
             <wp:extent cx="3222033" cy="8087238"/>
             <wp:effectExtent l="0" t="0" r="0" b="9525"/>
             <wp:docPr id="491900236" name="Picture 10"/>
@@ -648,7 +674,7 @@
                   <pic:spPr bwMode="auto">
                     <a:xfrm>
                       <a:off x="0" y="0"/>
-                      <a:ext cx="3227356" cy="8100598"/>
+                      <a:ext cx="3222033" cy="8087238"/>
                     </a:xfrm>
                     <a:prstGeom prst="rect">
                       <a:avLst/>
@@ -667,29 +693,305 @@
     </w:p>
     <w:p>
       <w:pPr>
-        <w:rPr>
-          <w:rFonts w:hint="eastAsia"/>
-          <w:b/>
-          <w:bCs/>
-          <w:noProof/>
-          <w:sz w:val="24"/>
-          <w:szCs w:val="24"/>
-          <w:lang w:eastAsia="zh-CN"/>
-        </w:rPr>
-      </w:pPr>
-    </w:p>
-    <w:p>
-      <w:pPr>
-        <w:rPr>
-          <w:rFonts w:hint="eastAsia"/>
-          <w:b/>
-          <w:bCs/>
-          <w:noProof/>
-          <w:sz w:val="24"/>
-          <w:szCs w:val="24"/>
-          <w:lang w:eastAsia="zh-CN"/>
-        </w:rPr>
-      </w:pPr>
+        <w:jc w:val="center"/>
+        <w:rPr>
+          <w:rFonts w:hint="eastAsia"/>
+          <w:noProof/>
+          <w:sz w:val="24"/>
+          <w:szCs w:val="24"/>
+          <w:lang w:eastAsia="zh-CN"/>
+        </w:rPr>
+      </w:pPr>
+      <w:r>
+        <w:rPr>
+          <w:rFonts w:hint="eastAsia"/>
+          <w:noProof/>
+          <w:sz w:val="24"/>
+          <w:szCs w:val="24"/>
+          <w:lang w:eastAsia="zh-CN"/>
+        </w:rPr>
+        <w:t xml:space="preserve">The </w:t>
+      </w:r>
+      <w:r>
+        <w:rPr>
+          <w:rFonts w:hint="eastAsia"/>
+          <w:noProof/>
+          <w:sz w:val="24"/>
+          <w:szCs w:val="24"/>
+          <w:lang w:eastAsia="zh-CN"/>
+        </w:rPr>
+        <w:t xml:space="preserve">Flowchart for </w:t>
+      </w:r>
+      <w:r>
+        <w:rPr>
+          <w:rFonts w:hint="eastAsia"/>
+          <w:noProof/>
+          <w:sz w:val="24"/>
+          <w:szCs w:val="24"/>
+          <w:lang w:eastAsia="zh-CN"/>
+        </w:rPr>
+        <w:t>P</w:t>
+      </w:r>
+      <w:r>
+        <w:rPr>
+          <w:rFonts w:hint="eastAsia"/>
+          <w:noProof/>
+          <w:sz w:val="24"/>
+          <w:szCs w:val="24"/>
+          <w:lang w:eastAsia="zh-CN"/>
+        </w:rPr>
+        <w:t>lan</w:t>
+      </w:r>
+    </w:p>
+    <w:p>
+      <w:pPr>
+        <w:jc w:val="center"/>
+        <w:rPr>
+          <w:b/>
+          <w:bCs/>
+          <w:noProof/>
+          <w:sz w:val="24"/>
+          <w:szCs w:val="24"/>
+          <w:lang w:eastAsia="zh-CN"/>
+        </w:rPr>
+      </w:pPr>
+      <w:r>
+        <w:rPr>
+          <w:b/>
+          <w:bCs/>
+          <w:noProof/>
+          <w:sz w:val="24"/>
+          <w:szCs w:val="24"/>
+          <w:lang w:eastAsia="zh-CN"/>
+        </w:rPr>
+        <w:lastRenderedPageBreak/>
+        <w:drawing>
+          <wp:inline distT="0" distB="0" distL="0" distR="0" wp14:anchorId="05C7B4F6" wp14:editId="1D6A9DA9">
+            <wp:extent cx="3567616" cy="2215827"/>
+            <wp:effectExtent l="0" t="0" r="0" b="0"/>
+            <wp:docPr id="635468006" name="Picture 1"/>
+            <wp:cNvGraphicFramePr>
+              <a:graphicFrameLocks xmlns:a="http://schemas.openxmlformats.org/drawingml/2006/main" noChangeAspect="1"/>
+            </wp:cNvGraphicFramePr>
+            <a:graphic xmlns:a="http://schemas.openxmlformats.org/drawingml/2006/main">
+              <a:graphicData uri="http://schemas.openxmlformats.org/drawingml/2006/picture">
+                <pic:pic xmlns:pic="http://schemas.openxmlformats.org/drawingml/2006/picture">
+                  <pic:nvPicPr>
+                    <pic:cNvPr id="635468006" name=""/>
+                    <pic:cNvPicPr/>
+                  </pic:nvPicPr>
+                  <pic:blipFill>
+                    <a:blip r:embed="rId13"/>
+                    <a:stretch>
+                      <a:fillRect/>
+                    </a:stretch>
+                  </pic:blipFill>
+                  <pic:spPr>
+                    <a:xfrm>
+                      <a:off x="0" y="0"/>
+                      <a:ext cx="3598337" cy="2234908"/>
+                    </a:xfrm>
+                    <a:prstGeom prst="rect">
+                      <a:avLst/>
+                    </a:prstGeom>
+                  </pic:spPr>
+                </pic:pic>
+              </a:graphicData>
+            </a:graphic>
+          </wp:inline>
+        </w:drawing>
+      </w:r>
+    </w:p>
+    <w:p>
+      <w:pPr>
+        <w:jc w:val="center"/>
+        <w:rPr>
+          <w:rFonts w:hint="eastAsia"/>
+          <w:noProof/>
+          <w:sz w:val="24"/>
+          <w:szCs w:val="24"/>
+          <w:lang w:eastAsia="zh-CN"/>
+        </w:rPr>
+      </w:pPr>
+      <w:r>
+        <w:rPr>
+          <w:rFonts w:hint="eastAsia"/>
+          <w:noProof/>
+          <w:sz w:val="24"/>
+          <w:szCs w:val="24"/>
+          <w:lang w:eastAsia="zh-CN"/>
+        </w:rPr>
+        <w:t xml:space="preserve">A </w:t>
+      </w:r>
+      <w:r>
+        <w:rPr>
+          <w:rFonts w:hint="eastAsia"/>
+          <w:noProof/>
+          <w:sz w:val="24"/>
+          <w:szCs w:val="24"/>
+          <w:lang w:eastAsia="zh-CN"/>
+        </w:rPr>
+        <w:t>S</w:t>
+      </w:r>
+      <w:r>
+        <w:rPr>
+          <w:noProof/>
+          <w:sz w:val="24"/>
+          <w:szCs w:val="24"/>
+          <w:lang w:eastAsia="zh-CN"/>
+        </w:rPr>
+        <w:t>napshot of the plot</w:t>
+      </w:r>
+    </w:p>
+    <w:p>
+      <w:pPr>
+        <w:jc w:val="center"/>
+        <w:rPr>
+          <w:b/>
+          <w:bCs/>
+          <w:noProof/>
+          <w:sz w:val="24"/>
+          <w:szCs w:val="24"/>
+          <w:lang w:val="en-US" w:eastAsia="zh-CN"/>
+        </w:rPr>
+      </w:pPr>
+      <w:r>
+        <w:rPr>
+          <w:b/>
+          <w:bCs/>
+          <w:noProof/>
+          <w:sz w:val="24"/>
+          <w:szCs w:val="24"/>
+          <w:lang w:val="en-US" w:eastAsia="zh-CN"/>
+        </w:rPr>
+        <w:drawing>
+          <wp:inline distT="0" distB="0" distL="0" distR="0" wp14:anchorId="4425AA50" wp14:editId="0279523E">
+            <wp:extent cx="2294906" cy="5760173"/>
+            <wp:effectExtent l="0" t="0" r="0" b="0"/>
+            <wp:docPr id="113599655" name="Picture 12"/>
+            <wp:cNvGraphicFramePr>
+              <a:graphicFrameLocks xmlns:a="http://schemas.openxmlformats.org/drawingml/2006/main" noChangeAspect="1"/>
+            </wp:cNvGraphicFramePr>
+            <a:graphic xmlns:a="http://schemas.openxmlformats.org/drawingml/2006/main">
+              <a:graphicData uri="http://schemas.openxmlformats.org/drawingml/2006/picture">
+                <pic:pic xmlns:pic="http://schemas.openxmlformats.org/drawingml/2006/picture">
+                  <pic:nvPicPr>
+                    <pic:cNvPr id="0" name="Picture 24"/>
+                    <pic:cNvPicPr>
+                      <a:picLocks noChangeAspect="1" noChangeArrowheads="1"/>
+                    </pic:cNvPicPr>
+                  </pic:nvPicPr>
+                  <pic:blipFill>
+                    <a:blip r:embed="rId14">
+                      <a:extLst>
+                        <a:ext uri="{28A0092B-C50C-407E-A947-70E740481C1C}">
+                          <a14:useLocalDpi xmlns:a14="http://schemas.microsoft.com/office/drawing/2010/main" val="0"/>
+                        </a:ext>
+                      </a:extLst>
+                    </a:blip>
+                    <a:srcRect/>
+                    <a:stretch>
+                      <a:fillRect/>
+                    </a:stretch>
+                  </pic:blipFill>
+                  <pic:spPr bwMode="auto">
+                    <a:xfrm>
+                      <a:off x="0" y="0"/>
+                      <a:ext cx="2327449" cy="5841855"/>
+                    </a:xfrm>
+                    <a:prstGeom prst="rect">
+                      <a:avLst/>
+                    </a:prstGeom>
+                    <a:noFill/>
+                    <a:ln>
+                      <a:noFill/>
+                    </a:ln>
+                  </pic:spPr>
+                </pic:pic>
+              </a:graphicData>
+            </a:graphic>
+          </wp:inline>
+        </w:drawing>
+      </w:r>
+    </w:p>
+    <w:p>
+      <w:pPr>
+        <w:jc w:val="center"/>
+        <w:rPr>
+          <w:rFonts w:hint="eastAsia"/>
+          <w:noProof/>
+          <w:sz w:val="24"/>
+          <w:szCs w:val="24"/>
+          <w:lang w:val="en-US" w:eastAsia="zh-CN"/>
+        </w:rPr>
+      </w:pPr>
+      <w:r>
+        <w:rPr>
+          <w:rFonts w:hint="eastAsia"/>
+          <w:noProof/>
+          <w:sz w:val="24"/>
+          <w:szCs w:val="24"/>
+          <w:lang w:eastAsia="zh-CN"/>
+        </w:rPr>
+        <w:t>T</w:t>
+      </w:r>
+      <w:r>
+        <w:rPr>
+          <w:noProof/>
+          <w:sz w:val="24"/>
+          <w:szCs w:val="24"/>
+          <w:lang w:eastAsia="zh-CN"/>
+        </w:rPr>
+        <w:t xml:space="preserve">he </w:t>
+      </w:r>
+      <w:r>
+        <w:rPr>
+          <w:rFonts w:hint="eastAsia"/>
+          <w:noProof/>
+          <w:sz w:val="24"/>
+          <w:szCs w:val="24"/>
+          <w:lang w:eastAsia="zh-CN"/>
+        </w:rPr>
+        <w:t>A</w:t>
+      </w:r>
+      <w:r>
+        <w:rPr>
+          <w:noProof/>
+          <w:sz w:val="24"/>
+          <w:szCs w:val="24"/>
+          <w:lang w:eastAsia="zh-CN"/>
+        </w:rPr>
+        <w:t xml:space="preserve">ctual </w:t>
+      </w:r>
+      <w:r>
+        <w:rPr>
+          <w:rFonts w:hint="eastAsia"/>
+          <w:noProof/>
+          <w:sz w:val="24"/>
+          <w:szCs w:val="24"/>
+          <w:lang w:eastAsia="zh-CN"/>
+        </w:rPr>
+        <w:t>I</w:t>
+      </w:r>
+      <w:r>
+        <w:rPr>
+          <w:noProof/>
+          <w:sz w:val="24"/>
+          <w:szCs w:val="24"/>
+          <w:lang w:eastAsia="zh-CN"/>
+        </w:rPr>
+        <w:t>mplementation</w:t>
+      </w:r>
+      <w:r>
+        <w:rPr>
+          <w:rFonts w:hint="eastAsia"/>
+          <w:noProof/>
+          <w:sz w:val="24"/>
+          <w:szCs w:val="24"/>
+          <w:lang w:eastAsia="zh-CN"/>
+        </w:rPr>
+        <w:t xml:space="preserve"> Flowchart</w:t>
+      </w:r>
     </w:p>
     <w:p>
       <w:pPr>
@@ -770,10 +1072,10 @@
       </w:pPr>
     </w:p>
     <w:sectPr>
-      <w:headerReference w:type="default" r:id="rId13"/>
-      <w:footerReference w:type="default" r:id="rId14"/>
-      <w:headerReference w:type="first" r:id="rId15"/>
-      <w:footerReference w:type="first" r:id="rId16"/>
+      <w:headerReference w:type="default" r:id="rId15"/>
+      <w:footerReference w:type="default" r:id="rId16"/>
+      <w:headerReference w:type="first" r:id="rId17"/>
+      <w:footerReference w:type="first" r:id="rId18"/>
       <w:pgSz w:w="11906" w:h="16838"/>
       <w:pgMar w:top="1440" w:right="1440" w:bottom="1440" w:left="1440" w:header="850" w:footer="708" w:gutter="0"/>
       <w:cols w:space="708"/>

--- a/MATLAB Coursework 2  Word Template.docx
+++ b/MATLAB Coursework 2  Word Template.docx
@@ -5,7 +5,6 @@
     <w:p>
       <w:pPr>
         <w:rPr>
-          <w:rFonts w:hint="eastAsia"/>
           <w:lang w:eastAsia="zh-CN"/>
         </w:rPr>
       </w:pPr>
@@ -73,7 +72,6 @@
     <w:p>
       <w:pPr>
         <w:rPr>
-          <w:rFonts w:hint="eastAsia"/>
           <w:b/>
           <w:bCs/>
           <w:lang w:eastAsia="zh-CN"/>
@@ -232,7 +230,7 @@
           <w:lang w:eastAsia="zh-CN"/>
         </w:rPr>
         <w:drawing>
-          <wp:inline distT="0" distB="0" distL="0" distR="0" wp14:anchorId="67CB279D" wp14:editId="0A7D2533">
+          <wp:inline distT="0" distB="0" distL="0" distR="0" wp14:anchorId="67CB279D" wp14:editId="7D923ACE">
             <wp:extent cx="3980651" cy="2603600"/>
             <wp:effectExtent l="0" t="0" r="1270" b="6350"/>
             <wp:docPr id="941797307" name="Picture 4"/>
@@ -285,7 +283,6 @@
       <w:pPr>
         <w:jc w:val="center"/>
         <w:rPr>
-          <w:rFonts w:hint="eastAsia"/>
           <w:lang w:eastAsia="zh-CN"/>
         </w:rPr>
       </w:pPr>
@@ -454,7 +451,6 @@
       <w:pPr>
         <w:jc w:val="center"/>
         <w:rPr>
-          <w:rFonts w:hint="eastAsia"/>
           <w:lang w:eastAsia="zh-CN"/>
         </w:rPr>
       </w:pPr>
@@ -476,14 +472,7 @@
           <w:rFonts w:hint="eastAsia"/>
           <w:lang w:eastAsia="zh-CN"/>
         </w:rPr>
-        <w:t xml:space="preserve"> for task </w:t>
-      </w:r>
-      <w:r>
-        <w:rPr>
-          <w:rFonts w:hint="eastAsia"/>
-          <w:lang w:eastAsia="zh-CN"/>
-        </w:rPr>
-        <w:t>2</w:t>
+        <w:t xml:space="preserve"> for task 2</w:t>
       </w:r>
     </w:p>
     <w:p>
@@ -597,7 +586,6 @@
     <w:p>
       <w:pPr>
         <w:rPr>
-          <w:rFonts w:hint="eastAsia"/>
           <w:b/>
           <w:bCs/>
           <w:noProof/>
@@ -695,7 +683,6 @@
       <w:pPr>
         <w:jc w:val="center"/>
         <w:rPr>
-          <w:rFonts w:hint="eastAsia"/>
           <w:noProof/>
           <w:sz w:val="24"/>
           <w:szCs w:val="24"/>
@@ -806,7 +793,6 @@
       <w:pPr>
         <w:jc w:val="center"/>
         <w:rPr>
-          <w:rFonts w:hint="eastAsia"/>
           <w:noProof/>
           <w:sz w:val="24"/>
           <w:szCs w:val="24"/>
@@ -918,7 +904,6 @@
       <w:pPr>
         <w:jc w:val="center"/>
         <w:rPr>
-          <w:rFonts w:hint="eastAsia"/>
           <w:noProof/>
           <w:sz w:val="24"/>
           <w:szCs w:val="24"/>
@@ -996,6 +981,7 @@
     <w:p>
       <w:pPr>
         <w:rPr>
+          <w:rFonts w:hint="eastAsia"/>
           <w:b/>
           <w:bCs/>
           <w:noProof/>
@@ -1004,24 +990,166 @@
           <w:lang w:val="en-US" w:eastAsia="zh-CN"/>
         </w:rPr>
       </w:pPr>
-    </w:p>
-    <w:p>
-      <w:pPr>
-        <w:rPr>
-          <w:rFonts w:hint="eastAsia"/>
-          <w:b/>
-          <w:bCs/>
-          <w:noProof/>
-          <w:sz w:val="24"/>
-          <w:szCs w:val="24"/>
-          <w:lang w:eastAsia="zh-CN"/>
-        </w:rPr>
-      </w:pPr>
-    </w:p>
-    <w:p>
-      <w:pPr>
-        <w:rPr>
-          <w:rFonts w:hint="eastAsia"/>
+      <w:r>
+        <w:rPr>
+          <w:rFonts w:hint="eastAsia"/>
+          <w:b/>
+          <w:bCs/>
+          <w:noProof/>
+          <w:sz w:val="24"/>
+          <w:szCs w:val="24"/>
+          <w:lang w:val="en-US" w:eastAsia="zh-CN"/>
+        </w:rPr>
+        <w:lastRenderedPageBreak/>
+        <w:t>Task 3:</w:t>
+      </w:r>
+    </w:p>
+    <w:p>
+      <w:pPr>
+        <w:jc w:val="center"/>
+        <w:rPr>
+          <w:b/>
+          <w:bCs/>
+          <w:noProof/>
+          <w:sz w:val="24"/>
+          <w:szCs w:val="24"/>
+          <w:lang w:val="en-US" w:eastAsia="zh-CN"/>
+        </w:rPr>
+      </w:pPr>
+      <w:r>
+        <w:rPr>
+          <w:b/>
+          <w:bCs/>
+          <w:noProof/>
+          <w:sz w:val="24"/>
+          <w:szCs w:val="24"/>
+          <w:lang w:val="en-US" w:eastAsia="zh-CN"/>
+        </w:rPr>
+        <w:drawing>
+          <wp:inline distT="0" distB="0" distL="0" distR="0" wp14:anchorId="5E2C17C9" wp14:editId="60998BBA">
+            <wp:extent cx="2706370" cy="7625255"/>
+            <wp:effectExtent l="0" t="0" r="0" b="0"/>
+            <wp:docPr id="1891809885" name="Picture 4"/>
+            <wp:cNvGraphicFramePr>
+              <a:graphicFrameLocks xmlns:a="http://schemas.openxmlformats.org/drawingml/2006/main" noChangeAspect="1"/>
+            </wp:cNvGraphicFramePr>
+            <a:graphic xmlns:a="http://schemas.openxmlformats.org/drawingml/2006/main">
+              <a:graphicData uri="http://schemas.openxmlformats.org/drawingml/2006/picture">
+                <pic:pic xmlns:pic="http://schemas.openxmlformats.org/drawingml/2006/picture">
+                  <pic:nvPicPr>
+                    <pic:cNvPr id="0" name="Picture 6"/>
+                    <pic:cNvPicPr>
+                      <a:picLocks noChangeAspect="1" noChangeArrowheads="1"/>
+                    </pic:cNvPicPr>
+                  </pic:nvPicPr>
+                  <pic:blipFill>
+                    <a:blip r:embed="rId15">
+                      <a:extLst>
+                        <a:ext uri="{28A0092B-C50C-407E-A947-70E740481C1C}">
+                          <a14:useLocalDpi xmlns:a14="http://schemas.microsoft.com/office/drawing/2010/main" val="0"/>
+                        </a:ext>
+                      </a:extLst>
+                    </a:blip>
+                    <a:srcRect/>
+                    <a:stretch>
+                      <a:fillRect/>
+                    </a:stretch>
+                  </pic:blipFill>
+                  <pic:spPr bwMode="auto">
+                    <a:xfrm>
+                      <a:off x="0" y="0"/>
+                      <a:ext cx="2709757" cy="7634797"/>
+                    </a:xfrm>
+                    <a:prstGeom prst="rect">
+                      <a:avLst/>
+                    </a:prstGeom>
+                    <a:noFill/>
+                    <a:ln>
+                      <a:noFill/>
+                    </a:ln>
+                  </pic:spPr>
+                </pic:pic>
+              </a:graphicData>
+            </a:graphic>
+          </wp:inline>
+        </w:drawing>
+      </w:r>
+    </w:p>
+    <w:p>
+      <w:pPr>
+        <w:jc w:val="center"/>
+        <w:rPr>
+          <w:rFonts w:hint="eastAsia"/>
+          <w:noProof/>
+          <w:sz w:val="24"/>
+          <w:szCs w:val="24"/>
+          <w:lang w:val="en-US" w:eastAsia="zh-CN"/>
+        </w:rPr>
+      </w:pPr>
+      <w:r>
+        <w:rPr>
+          <w:rFonts w:hint="eastAsia"/>
+          <w:noProof/>
+          <w:sz w:val="24"/>
+          <w:szCs w:val="24"/>
+          <w:lang w:eastAsia="zh-CN"/>
+        </w:rPr>
+        <w:t>I</w:t>
+      </w:r>
+      <w:r>
+        <w:rPr>
+          <w:noProof/>
+          <w:sz w:val="24"/>
+          <w:szCs w:val="24"/>
+          <w:lang w:eastAsia="zh-CN"/>
+        </w:rPr>
+        <w:t xml:space="preserve">mplementation </w:t>
+      </w:r>
+      <w:r>
+        <w:rPr>
+          <w:rFonts w:hint="eastAsia"/>
+          <w:noProof/>
+          <w:sz w:val="24"/>
+          <w:szCs w:val="24"/>
+          <w:lang w:eastAsia="zh-CN"/>
+        </w:rPr>
+        <w:t>P</w:t>
+      </w:r>
+      <w:r>
+        <w:rPr>
+          <w:noProof/>
+          <w:sz w:val="24"/>
+          <w:szCs w:val="24"/>
+          <w:lang w:eastAsia="zh-CN"/>
+        </w:rPr>
+        <w:t>lan</w:t>
+      </w:r>
+      <w:r>
+        <w:rPr>
+          <w:rFonts w:hint="eastAsia"/>
+          <w:noProof/>
+          <w:sz w:val="24"/>
+          <w:szCs w:val="24"/>
+          <w:lang w:eastAsia="zh-CN"/>
+        </w:rPr>
+        <w:t xml:space="preserve"> Flowchart</w:t>
+      </w:r>
+    </w:p>
+    <w:p>
+      <w:pPr>
+        <w:rPr>
+          <w:b/>
+          <w:bCs/>
+          <w:noProof/>
+          <w:sz w:val="24"/>
+          <w:szCs w:val="24"/>
+          <w:lang w:eastAsia="zh-CN"/>
+        </w:rPr>
+      </w:pPr>
+    </w:p>
+    <w:p>
+      <w:pPr>
+        <w:rPr>
           <w:b/>
           <w:bCs/>
           <w:noProof/>
@@ -1072,10 +1200,10 @@
       </w:pPr>
     </w:p>
     <w:sectPr>
-      <w:headerReference w:type="default" r:id="rId15"/>
-      <w:footerReference w:type="default" r:id="rId16"/>
-      <w:headerReference w:type="first" r:id="rId17"/>
-      <w:footerReference w:type="first" r:id="rId18"/>
+      <w:headerReference w:type="default" r:id="rId16"/>
+      <w:footerReference w:type="default" r:id="rId17"/>
+      <w:headerReference w:type="first" r:id="rId18"/>
+      <w:footerReference w:type="first" r:id="rId19"/>
       <w:pgSz w:w="11906" w:h="16838"/>
       <w:pgMar w:top="1440" w:right="1440" w:bottom="1440" w:left="1440" w:header="850" w:footer="708" w:gutter="0"/>
       <w:cols w:space="708"/>

--- a/MATLAB Coursework 2  Word Template.docx
+++ b/MATLAB Coursework 2  Word Template.docx
@@ -1150,6 +1150,7 @@
     <w:p>
       <w:pPr>
         <w:rPr>
+          <w:rFonts w:hint="eastAsia"/>
           <w:b/>
           <w:bCs/>
           <w:noProof/>
@@ -1158,10 +1159,431 @@
           <w:lang w:eastAsia="zh-CN"/>
         </w:rPr>
       </w:pPr>
-    </w:p>
-    <w:p/>
-    <w:p/>
-    <w:p/>
+      <w:r>
+        <w:rPr>
+          <w:rFonts w:hint="eastAsia"/>
+          <w:b/>
+          <w:bCs/>
+          <w:noProof/>
+          <w:sz w:val="24"/>
+          <w:szCs w:val="24"/>
+          <w:lang w:eastAsia="zh-CN"/>
+        </w:rPr>
+        <w:lastRenderedPageBreak/>
+        <w:t>Task 4: Reflective Statement</w:t>
+      </w:r>
+    </w:p>
+    <w:p>
+      <w:pPr>
+        <w:rPr>
+          <w:lang w:eastAsia="zh-CN"/>
+        </w:rPr>
+      </w:pPr>
+      <w:r>
+        <w:t xml:space="preserve">The most significant challenge </w:t>
+      </w:r>
+      <w:r>
+        <w:rPr>
+          <w:rFonts w:hint="eastAsia"/>
+          <w:lang w:eastAsia="zh-CN"/>
+        </w:rPr>
+        <w:t xml:space="preserve">in this coursework </w:t>
+      </w:r>
+      <w:r>
+        <w:t>was</w:t>
+      </w:r>
+      <w:r>
+        <w:rPr>
+          <w:rFonts w:hint="eastAsia"/>
+          <w:lang w:eastAsia="zh-CN"/>
+        </w:rPr>
+        <w:t xml:space="preserve"> d</w:t>
+      </w:r>
+      <w:r>
+        <w:rPr>
+          <w:lang w:eastAsia="zh-CN"/>
+        </w:rPr>
+        <w:t>ebugging the Arduino</w:t>
+      </w:r>
+      <w:r>
+        <w:rPr>
+          <w:lang w:eastAsia="zh-CN"/>
+        </w:rPr>
+        <w:noBreakHyphen/>
+        <w:t>MATLAB communication</w:t>
+      </w:r>
+      <w:r>
+        <w:rPr>
+          <w:rFonts w:hint="eastAsia"/>
+          <w:lang w:eastAsia="zh-CN"/>
+        </w:rPr>
+        <w:t>. T</w:t>
+      </w:r>
+      <w:r>
+        <w:rPr>
+          <w:lang w:eastAsia="zh-CN"/>
+        </w:rPr>
+        <w:t>he USB port occasionally disappeared, requiring a driver reinstallation and</w:t>
+      </w:r>
+      <w:r>
+        <w:rPr>
+          <w:rFonts w:hint="eastAsia"/>
+          <w:lang w:eastAsia="zh-CN"/>
+        </w:rPr>
+        <w:t xml:space="preserve"> found the right port of the </w:t>
+      </w:r>
+      <w:r>
+        <w:rPr>
+          <w:lang w:eastAsia="zh-CN"/>
+        </w:rPr>
+        <w:t>Arduino</w:t>
+      </w:r>
+      <w:r>
+        <w:rPr>
+          <w:rFonts w:hint="eastAsia"/>
+          <w:lang w:eastAsia="zh-CN"/>
+        </w:rPr>
+        <w:t xml:space="preserve"> which used so much time</w:t>
+      </w:r>
+      <w:r>
+        <w:rPr>
+          <w:rFonts w:hint="eastAsia"/>
+          <w:lang w:eastAsia="zh-CN"/>
+        </w:rPr>
+        <w:t xml:space="preserve">. Besides, </w:t>
+      </w:r>
+      <w:r>
+        <w:rPr>
+          <w:lang w:eastAsia="zh-CN"/>
+        </w:rPr>
+        <w:t>coordinating the real</w:t>
+      </w:r>
+      <w:r>
+        <w:rPr>
+          <w:lang w:eastAsia="zh-CN"/>
+        </w:rPr>
+        <w:noBreakHyphen/>
+        <w:t>time plotting with the LED blinking timing</w:t>
+      </w:r>
+      <w:r>
+        <w:rPr>
+          <w:rFonts w:hint="eastAsia"/>
+          <w:lang w:eastAsia="zh-CN"/>
+        </w:rPr>
+        <w:t xml:space="preserve"> was also a big challenge, </w:t>
+      </w:r>
+      <w:r>
+        <w:rPr>
+          <w:lang w:eastAsia="zh-CN"/>
+        </w:rPr>
+        <w:t>required careful use of tic/toc and dynamic pause compensation.</w:t>
+      </w:r>
+      <w:r>
+        <w:rPr>
+          <w:rFonts w:hint="eastAsia"/>
+          <w:lang w:eastAsia="zh-CN"/>
+        </w:rPr>
+        <w:t xml:space="preserve"> </w:t>
+      </w:r>
+      <w:r>
+        <w:rPr>
+          <w:lang w:eastAsia="zh-CN"/>
+        </w:rPr>
+        <w:t>Additionally, implementing the sliding window for the rate</w:t>
+      </w:r>
+      <w:r>
+        <w:rPr>
+          <w:rFonts w:ascii="Cambria Math" w:hAnsi="Cambria Math" w:cs="Cambria Math"/>
+          <w:lang w:eastAsia="zh-CN"/>
+        </w:rPr>
+        <w:t>‑</w:t>
+      </w:r>
+      <w:r>
+        <w:rPr>
+          <w:lang w:eastAsia="zh-CN"/>
+        </w:rPr>
+        <w:t>of</w:t>
+      </w:r>
+      <w:r>
+        <w:rPr>
+          <w:rFonts w:ascii="Cambria Math" w:hAnsi="Cambria Math" w:cs="Cambria Math"/>
+          <w:lang w:eastAsia="zh-CN"/>
+        </w:rPr>
+        <w:t>‑</w:t>
+      </w:r>
+      <w:r>
+        <w:rPr>
+          <w:lang w:eastAsia="zh-CN"/>
+        </w:rPr>
+        <w:t>change calculation without built</w:t>
+      </w:r>
+      <w:r>
+        <w:rPr>
+          <w:rFonts w:ascii="Cambria Math" w:hAnsi="Cambria Math" w:cs="Cambria Math"/>
+          <w:lang w:eastAsia="zh-CN"/>
+        </w:rPr>
+        <w:t>‑</w:t>
+      </w:r>
+      <w:r>
+        <w:rPr>
+          <w:lang w:eastAsia="zh-CN"/>
+        </w:rPr>
+        <w:t>in buffer functions forced me to manually manage array sizes which were resolved only after several tests.</w:t>
+      </w:r>
+    </w:p>
+    <w:p>
+      <w:pPr>
+        <w:rPr>
+          <w:rFonts w:hint="eastAsia"/>
+          <w:lang w:eastAsia="zh-CN"/>
+        </w:rPr>
+      </w:pPr>
+      <w:r>
+        <w:rPr>
+          <w:lang w:eastAsia="zh-CN"/>
+        </w:rPr>
+        <w:t>Despite these difficulties, the project was quite successful in terms of code structure</w:t>
+      </w:r>
+      <w:r>
+        <w:rPr>
+          <w:rFonts w:hint="eastAsia"/>
+          <w:lang w:eastAsia="zh-CN"/>
+        </w:rPr>
+        <w:t xml:space="preserve">. </w:t>
+      </w:r>
+      <w:r>
+        <w:rPr>
+          <w:lang w:eastAsia="zh-CN"/>
+        </w:rPr>
+        <w:t>The project successfully modularised the code into separate functions</w:t>
+      </w:r>
+      <w:r>
+        <w:rPr>
+          <w:rFonts w:hint="eastAsia"/>
+          <w:lang w:eastAsia="zh-CN"/>
+        </w:rPr>
+        <w:t xml:space="preserve"> </w:t>
+      </w:r>
+      <w:r>
+        <w:rPr>
+          <w:lang w:eastAsia="zh-CN"/>
+        </w:rPr>
+        <w:t>(</w:t>
+      </w:r>
+      <w:proofErr w:type="spellStart"/>
+      <w:r>
+        <w:rPr>
+          <w:lang w:eastAsia="zh-CN"/>
+        </w:rPr>
+        <w:t>temp_monitor</w:t>
+      </w:r>
+      <w:proofErr w:type="spellEnd"/>
+      <w:r>
+        <w:rPr>
+          <w:lang w:eastAsia="zh-CN"/>
+        </w:rPr>
+        <w:t> and </w:t>
+      </w:r>
+      <w:proofErr w:type="spellStart"/>
+      <w:r>
+        <w:rPr>
+          <w:lang w:eastAsia="zh-CN"/>
+        </w:rPr>
+        <w:t>temp_prediction</w:t>
+      </w:r>
+      <w:proofErr w:type="spellEnd"/>
+      <w:r>
+        <w:rPr>
+          <w:lang w:eastAsia="zh-CN"/>
+        </w:rPr>
+        <w:t>), making the main script clean and reusable.</w:t>
+      </w:r>
+      <w:r>
+        <w:rPr>
+          <w:rFonts w:hint="eastAsia"/>
+          <w:lang w:eastAsia="zh-CN"/>
+        </w:rPr>
+        <w:t xml:space="preserve"> </w:t>
+      </w:r>
+      <w:r>
+        <w:rPr>
+          <w:lang w:eastAsia="zh-CN"/>
+        </w:rPr>
+        <w:t>Using </w:t>
+      </w:r>
+      <w:proofErr w:type="spellStart"/>
+      <w:r>
+        <w:rPr>
+          <w:lang w:eastAsia="zh-CN"/>
+        </w:rPr>
+        <w:t>polyfit</w:t>
+      </w:r>
+      <w:proofErr w:type="spellEnd"/>
+      <w:r>
+        <w:rPr>
+          <w:lang w:eastAsia="zh-CN"/>
+        </w:rPr>
+        <w:t> to calculate the rate of temperature change is a simple and intuitive prediction method, and the three</w:t>
+      </w:r>
+      <w:r>
+        <w:rPr>
+          <w:lang w:eastAsia="zh-CN"/>
+        </w:rPr>
+        <w:noBreakHyphen/>
+        <w:t xml:space="preserve">colour LEDs provide </w:t>
+      </w:r>
+      <w:r>
+        <w:rPr>
+          <w:lang w:eastAsia="zh-CN"/>
+        </w:rPr>
+        <w:t>a</w:t>
+      </w:r>
+      <w:r>
+        <w:rPr>
+          <w:rFonts w:hint="eastAsia"/>
+          <w:lang w:eastAsia="zh-CN"/>
+        </w:rPr>
+        <w:t xml:space="preserve"> </w:t>
+      </w:r>
+      <w:r>
+        <w:rPr>
+          <w:lang w:eastAsia="zh-CN"/>
+        </w:rPr>
+        <w:t>visual warning that lets the user know the current temperature state without looking at the screen.</w:t>
+      </w:r>
+      <w:r>
+        <w:rPr>
+          <w:rFonts w:hint="eastAsia"/>
+          <w:lang w:eastAsia="zh-CN"/>
+        </w:rPr>
+        <w:t xml:space="preserve"> H</w:t>
+      </w:r>
+      <w:r>
+        <w:rPr>
+          <w:lang w:eastAsia="zh-CN"/>
+        </w:rPr>
+        <w:t xml:space="preserve">owever, </w:t>
+      </w:r>
+      <w:r>
+        <w:rPr>
+          <w:rFonts w:hint="eastAsia"/>
+          <w:lang w:eastAsia="zh-CN"/>
+        </w:rPr>
+        <w:t xml:space="preserve">this system </w:t>
+      </w:r>
+      <w:r>
+        <w:rPr>
+          <w:lang w:eastAsia="zh-CN"/>
+        </w:rPr>
+        <w:t>has</w:t>
+      </w:r>
+      <w:r>
+        <w:rPr>
+          <w:lang w:eastAsia="zh-CN"/>
+        </w:rPr>
+        <w:t xml:space="preserve"> clear limitations. It assumes that temperature changes are linear, but in a real environment heat transfer is often non</w:t>
+      </w:r>
+      <w:r>
+        <w:rPr>
+          <w:lang w:eastAsia="zh-CN"/>
+        </w:rPr>
+        <w:noBreakHyphen/>
+        <w:t>linear</w:t>
+      </w:r>
+      <w:r>
+        <w:rPr>
+          <w:rFonts w:hint="eastAsia"/>
+          <w:lang w:eastAsia="zh-CN"/>
+        </w:rPr>
+        <w:t>.</w:t>
+      </w:r>
+      <w:r>
+        <w:rPr>
+          <w:lang w:eastAsia="zh-CN"/>
+        </w:rPr>
+        <w:t xml:space="preserve"> </w:t>
+      </w:r>
+      <w:r>
+        <w:rPr>
+          <w:rFonts w:hint="eastAsia"/>
+          <w:lang w:eastAsia="zh-CN"/>
+        </w:rPr>
+        <w:t>T</w:t>
+      </w:r>
+      <w:r>
+        <w:rPr>
+          <w:lang w:eastAsia="zh-CN"/>
+        </w:rPr>
+        <w:t>he</w:t>
+      </w:r>
+      <w:r>
+        <w:rPr>
+          <w:rFonts w:hint="eastAsia"/>
+          <w:lang w:eastAsia="zh-CN"/>
+        </w:rPr>
+        <w:t>refore, the</w:t>
+      </w:r>
+      <w:r>
+        <w:rPr>
+          <w:lang w:eastAsia="zh-CN"/>
+        </w:rPr>
+        <w:t xml:space="preserve"> five</w:t>
+      </w:r>
+      <w:r>
+        <w:rPr>
+          <w:lang w:eastAsia="zh-CN"/>
+        </w:rPr>
+        <w:noBreakHyphen/>
+        <w:t>minute prediction may be inaccurate during rapid fluctuations.</w:t>
+      </w:r>
+      <w:r>
+        <w:rPr>
+          <w:rFonts w:hint="eastAsia"/>
+          <w:lang w:eastAsia="zh-CN"/>
+        </w:rPr>
+        <w:t xml:space="preserve"> </w:t>
+      </w:r>
+      <w:r>
+        <w:rPr>
+          <w:lang w:eastAsia="zh-CN"/>
+        </w:rPr>
+        <w:t>If I were to continue improving the project, I would</w:t>
+      </w:r>
+      <w:r>
+        <w:rPr>
+          <w:rFonts w:hint="eastAsia"/>
+          <w:lang w:eastAsia="zh-CN"/>
+        </w:rPr>
+        <w:t xml:space="preserve"> </w:t>
+      </w:r>
+      <w:r>
+        <w:rPr>
+          <w:lang w:eastAsia="zh-CN"/>
+        </w:rPr>
+        <w:t>adopt higher</w:t>
+      </w:r>
+      <w:r>
+        <w:rPr>
+          <w:lang w:eastAsia="zh-CN"/>
+        </w:rPr>
+        <w:noBreakHyphen/>
+        <w:t>order polynomial fitting or even a machine</w:t>
+      </w:r>
+      <w:r>
+        <w:rPr>
+          <w:lang w:eastAsia="zh-CN"/>
+        </w:rPr>
+        <w:noBreakHyphen/>
+        <w:t>learning model to improve prediction accuracy</w:t>
+      </w:r>
+      <w:r>
+        <w:rPr>
+          <w:rFonts w:hint="eastAsia"/>
+          <w:lang w:eastAsia="zh-CN"/>
+        </w:rPr>
+        <w:t>.</w:t>
+      </w:r>
+    </w:p>
     <w:p>
       <w:pPr>
         <w:rPr>
